--- a/Reportes/Contrato de Fianza 321.docx
+++ b/Reportes/Contrato de Fianza 321.docx
@@ -2898,6 +2898,22 @@
         </w:tc>
       </w:tr>
     </w:tbl>
+    <w:p>
+      <w:pPr>
+        <w:rPr>
+          <w:sz w:val="10"/>
+          <w:szCs w:val="10"/>
+        </w:rPr>
+      </w:pPr>
+    </w:p>
+    <w:p>
+      <w:pPr>
+        <w:rPr>
+          <w:sz w:val="10"/>
+          <w:szCs w:val="10"/>
+        </w:rPr>
+      </w:pPr>
+    </w:p>
     <w:p>
       <w:pPr>
         <w:rPr>

--- a/Reportes/Contrato de Fianza 321.docx
+++ b/Reportes/Contrato de Fianza 321.docx
@@ -525,7 +525,7 @@
                 <w:sz w:val="15"/>
                 <w:szCs w:val="15"/>
               </w:rPr>
-              <w:t>{custom.SumaTextoTotal}</w:t>
+              <w:t>{custom.MonedaMonto} ({custom.SumaLetras})</w:t>
             </w:r>
           </w:p>
         </w:tc>
